--- a/templates/ai/ai_ml_template.docx
+++ b/templates/ai/ai_ml_template.docx
@@ -371,7 +371,7 @@
       </w:tr>
       <w:tr>
         <w:trPr>
-          <w:trHeight w:val="3200" w:hRule="atLeast"/>
+          <w:trHeight w:val="7000" w:hRule="atLeast"/>
         </w:trPr>
         <w:tc>
           <w:tcPr>
@@ -658,7 +658,7 @@
       </w:tr>
       <w:tr>
         <w:trPr>
-          <w:trHeight w:val="5000" w:hRule="atLeast"/>
+          <w:trHeight w:val="5500" w:hRule="atLeast"/>
         </w:trPr>
         <w:tc>
           <w:tcPr>
@@ -952,7 +952,7 @@
       </w:tr>
       <w:tr>
         <w:trPr>
-          <w:trHeight w:val="5000" w:hRule="atLeast"/>
+          <w:trHeight w:val="7500" w:hRule="atLeast"/>
         </w:trPr>
         <w:tc>
           <w:tcPr>
@@ -1206,7 +1206,7 @@
       </w:tr>
       <w:tr>
         <w:trPr>
-          <w:trHeight w:val="5500" w:hRule="atLeast"/>
+          <w:trHeight w:val="8500" w:hRule="atLeast"/>
         </w:trPr>
         <w:tc>
           <w:tcPr>
@@ -1460,7 +1460,7 @@
       </w:tr>
       <w:tr>
         <w:trPr>
-          <w:trHeight w:val="5500" w:hRule="atLeast"/>
+          <w:trHeight w:val="8500" w:hRule="atLeast"/>
         </w:trPr>
         <w:tc>
           <w:tcPr>
@@ -1700,7 +1700,7 @@
       </w:tr>
       <w:tr>
         <w:trPr>
-          <w:trHeight w:val="5500" w:hRule="atLeast"/>
+          <w:trHeight w:val="6500" w:hRule="atLeast"/>
         </w:trPr>
         <w:tc>
           <w:tcPr>
@@ -1985,7 +1985,7 @@
       </w:tr>
       <w:tr>
         <w:trPr>
-          <w:trHeight w:val="5500" w:hRule="atLeast"/>
+          <w:trHeight w:val="6500" w:hRule="atLeast"/>
         </w:trPr>
         <w:tc>
           <w:tcPr>
@@ -2257,7 +2257,7 @@
       </w:tr>
       <w:tr>
         <w:trPr>
-          <w:trHeight w:val="6000" w:hRule="atLeast"/>
+          <w:trHeight w:val="7500" w:hRule="atLeast"/>
         </w:trPr>
         <w:tc>
           <w:tcPr>

--- a/templates/ai/ai_ml_template.docx
+++ b/templates/ai/ai_ml_template.docx
@@ -113,7 +113,6 @@
         <w:tc>
           <w:tcPr>
             <w:tcW w:type="dxa" w:w="3553"/>
-            <w:gridSpan w:val="1"/>
             <w:tcMar>
               <w:top w:type="dxa" w:w="80"/>
               <w:left w:type="dxa" w:w="160"/>
@@ -177,7 +176,6 @@
         <w:tc>
           <w:tcPr>
             <w:tcW w:type="dxa" w:w="3553"/>
-            <w:gridSpan w:val="1"/>
             <w:tcMar>
               <w:top w:type="dxa" w:w="80"/>
               <w:left w:type="dxa" w:w="160"/>
@@ -363,8 +361,35 @@
                 <w:sz w:val="18"/>
                 <w:szCs w:val="18"/>
               </w:rPr>
-              <w:t xml:space="preserve">
-(예: 갤러리에 무작위로 저장된 반려동물 사진을 일일이 손으로 분류해야 하는 불편함을 해소하기 위해, 사진을 자동으로 분류하는 시스템을 만들고자 한다.)</w:t>
+              <w:t xml:space="preserve"/>
+            </w:r>
+            <w:r>
+              <w:rPr>
+                <w:rFonts w:ascii="맑은 고딕" w:cs="맑은 고딕" w:eastAsia="맑은 고딕" w:hAnsi="맑은 고딕"/>
+                <w:b w:val="false"/>
+                <w:bCs w:val="false"/>
+                <w:i/>
+                <w:iCs/>
+                <w:color w:val="555555"/>
+                <w:sz w:val="18"/>
+                <w:szCs w:val="18"/>
+              </w:rPr>
+              <w:br/>
+              <w:t xml:space="preserve"/>
+            </w:r>
+            <w:r>
+              <w:rPr>
+                <w:rFonts w:ascii="맑은 고딕" w:cs="맑은 고딕" w:eastAsia="맑은 고딕" w:hAnsi="맑은 고딕"/>
+                <w:b w:val="false"/>
+                <w:bCs w:val="false"/>
+                <w:i/>
+                <w:iCs/>
+                <w:color w:val="555555"/>
+                <w:sz w:val="18"/>
+                <w:szCs w:val="18"/>
+              </w:rPr>
+              <w:br/>
+              <w:t xml:space="preserve">(예: 갤러리에 무작위로 저장된 반려동물 사진을 일일이 손으로 분류해야 하는 불편함을 해소하기 위해, 사진을 자동으로 분류하는 시스템을 만들고자 한다.)</w:t>
             </w:r>
           </w:p>
         </w:tc>
@@ -650,8 +675,35 @@
                 <w:sz w:val="18"/>
                 <w:szCs w:val="18"/>
               </w:rPr>
-              <w:t xml:space="preserve">
-(예: 입력 — 강아지·고양이 사진  /  출력 — '강아지' 또는 '고양이'로 분류된 레이블)</w:t>
+              <w:t xml:space="preserve"/>
+            </w:r>
+            <w:r>
+              <w:rPr>
+                <w:rFonts w:ascii="맑은 고딕" w:cs="맑은 고딕" w:eastAsia="맑은 고딕" w:hAnsi="맑은 고딕"/>
+                <w:b w:val="false"/>
+                <w:bCs w:val="false"/>
+                <w:i/>
+                <w:iCs/>
+                <w:color w:val="555555"/>
+                <w:sz w:val="18"/>
+                <w:szCs w:val="18"/>
+              </w:rPr>
+              <w:br/>
+              <w:t xml:space="preserve"/>
+            </w:r>
+            <w:r>
+              <w:rPr>
+                <w:rFonts w:ascii="맑은 고딕" w:cs="맑은 고딕" w:eastAsia="맑은 고딕" w:hAnsi="맑은 고딕"/>
+                <w:b w:val="false"/>
+                <w:bCs w:val="false"/>
+                <w:i/>
+                <w:iCs/>
+                <w:color w:val="555555"/>
+                <w:sz w:val="18"/>
+                <w:szCs w:val="18"/>
+              </w:rPr>
+              <w:br/>
+              <w:t xml:space="preserve">(예: 입력 — 강아지·고양이 사진  /  출력 — '강아지' 또는 '고양이'로 분류된 레이블)</w:t>
             </w:r>
           </w:p>
         </w:tc>
@@ -904,21 +956,7 @@
                 <w:sz w:val="20"/>
                 <w:szCs w:val="20"/>
               </w:rPr>
-              <w:t xml:space="preserve">
-①  기계학습 유형:  </w:t>
-            </w:r>
-            <w:r>
-              <w:rPr>
-                <w:rFonts w:ascii="맑은 고딕" w:cs="맑은 고딕" w:eastAsia="맑은 고딕" w:hAnsi="맑은 고딕"/>
-                <w:b w:val="false"/>
-                <w:bCs w:val="false"/>
-                <w:i w:val="false"/>
-                <w:iCs w:val="false"/>
-                <w:color w:val="000000"/>
-                <w:sz w:val="20"/>
-                <w:szCs w:val="20"/>
-              </w:rPr>
-              <w:t xml:space="preserve">지도학습과 비지도학습 중 이 모델에 적합한 유형을 선택하고, 분류·군집·예측 등의 개념을 활용하여 그 이유를 설명하시오.</w:t>
+              <w:t xml:space="preserve"/>
             </w:r>
             <w:r>
               <w:rPr>
@@ -931,8 +969,76 @@
                 <w:sz w:val="20"/>
                 <w:szCs w:val="20"/>
               </w:rPr>
-              <w:t xml:space="preserve">
-②  구현 도구:  </w:t>
+              <w:br/>
+              <w:t xml:space="preserve"/>
+            </w:r>
+            <w:r>
+              <w:rPr>
+                <w:rFonts w:ascii="맑은 고딕" w:cs="맑은 고딕" w:eastAsia="맑은 고딕" w:hAnsi="맑은 고딕"/>
+                <w:b/>
+                <w:bCs/>
+                <w:i w:val="false"/>
+                <w:iCs w:val="false"/>
+                <w:color w:val="000000"/>
+                <w:sz w:val="20"/>
+                <w:szCs w:val="20"/>
+              </w:rPr>
+              <w:br/>
+              <w:t xml:space="preserve">①  기계학습 유형:  </w:t>
+            </w:r>
+            <w:r>
+              <w:rPr>
+                <w:rFonts w:ascii="맑은 고딕" w:cs="맑은 고딕" w:eastAsia="맑은 고딕" w:hAnsi="맑은 고딕"/>
+                <w:b w:val="false"/>
+                <w:bCs w:val="false"/>
+                <w:i w:val="false"/>
+                <w:iCs w:val="false"/>
+                <w:color w:val="000000"/>
+                <w:sz w:val="20"/>
+                <w:szCs w:val="20"/>
+              </w:rPr>
+              <w:t xml:space="preserve">지도학습과 비지도학습 중 이 모델에 적합한 유형을 선택하고, 분류·군집·예측 등의 개념을 활용하여 그 이유를 설명하시오.</w:t>
+            </w:r>
+            <w:r>
+              <w:rPr>
+                <w:rFonts w:ascii="맑은 고딕" w:cs="맑은 고딕" w:eastAsia="맑은 고딕" w:hAnsi="맑은 고딕"/>
+                <w:b/>
+                <w:bCs/>
+                <w:i w:val="false"/>
+                <w:iCs w:val="false"/>
+                <w:color w:val="000000"/>
+                <w:sz w:val="20"/>
+                <w:szCs w:val="20"/>
+              </w:rPr>
+              <w:t xml:space="preserve"/>
+            </w:r>
+            <w:r>
+              <w:rPr>
+                <w:rFonts w:ascii="맑은 고딕" w:cs="맑은 고딕" w:eastAsia="맑은 고딕" w:hAnsi="맑은 고딕"/>
+                <w:b/>
+                <w:bCs/>
+                <w:i w:val="false"/>
+                <w:iCs w:val="false"/>
+                <w:color w:val="000000"/>
+                <w:sz w:val="20"/>
+                <w:szCs w:val="20"/>
+              </w:rPr>
+              <w:br/>
+              <w:t xml:space="preserve"/>
+            </w:r>
+            <w:r>
+              <w:rPr>
+                <w:rFonts w:ascii="맑은 고딕" w:cs="맑은 고딕" w:eastAsia="맑은 고딕" w:hAnsi="맑은 고딕"/>
+                <w:b/>
+                <w:bCs/>
+                <w:i w:val="false"/>
+                <w:iCs w:val="false"/>
+                <w:color w:val="000000"/>
+                <w:sz w:val="20"/>
+                <w:szCs w:val="20"/>
+              </w:rPr>
+              <w:br/>
+              <w:t xml:space="preserve">②  구현 도구:  </w:t>
             </w:r>
             <w:r>
               <w:rPr>
@@ -1198,8 +1304,35 @@
                 <w:sz w:val="18"/>
                 <w:szCs w:val="18"/>
               </w:rPr>
-              <w:t xml:space="preserve">
-〈화면 캡처 단축키: 윈도우 + Shift + S〉</w:t>
+              <w:t xml:space="preserve"/>
+            </w:r>
+            <w:r>
+              <w:rPr>
+                <w:rFonts w:ascii="맑은 고딕" w:cs="맑은 고딕" w:eastAsia="맑은 고딕" w:hAnsi="맑은 고딕"/>
+                <w:b w:val="false"/>
+                <w:bCs w:val="false"/>
+                <w:i/>
+                <w:iCs/>
+                <w:color w:val="555555"/>
+                <w:sz w:val="18"/>
+                <w:szCs w:val="18"/>
+              </w:rPr>
+              <w:br/>
+              <w:t xml:space="preserve"/>
+            </w:r>
+            <w:r>
+              <w:rPr>
+                <w:rFonts w:ascii="맑은 고딕" w:cs="맑은 고딕" w:eastAsia="맑은 고딕" w:hAnsi="맑은 고딕"/>
+                <w:b w:val="false"/>
+                <w:bCs w:val="false"/>
+                <w:i/>
+                <w:iCs/>
+                <w:color w:val="555555"/>
+                <w:sz w:val="18"/>
+                <w:szCs w:val="18"/>
+              </w:rPr>
+              <w:br/>
+              <w:t xml:space="preserve">〈화면 캡처 단축키: 윈도우 + Shift + S〉</w:t>
             </w:r>
           </w:p>
         </w:tc>
@@ -1452,8 +1585,35 @@
                 <w:sz w:val="18"/>
                 <w:szCs w:val="18"/>
               </w:rPr>
-              <w:t xml:space="preserve">
-〈화면 캡처 단축키: 윈도우 + Shift + S〉</w:t>
+              <w:t xml:space="preserve"/>
+            </w:r>
+            <w:r>
+              <w:rPr>
+                <w:rFonts w:ascii="맑은 고딕" w:cs="맑은 고딕" w:eastAsia="맑은 고딕" w:hAnsi="맑은 고딕"/>
+                <w:b w:val="false"/>
+                <w:bCs w:val="false"/>
+                <w:i/>
+                <w:iCs/>
+                <w:color w:val="555555"/>
+                <w:sz w:val="18"/>
+                <w:szCs w:val="18"/>
+              </w:rPr>
+              <w:br/>
+              <w:t xml:space="preserve"/>
+            </w:r>
+            <w:r>
+              <w:rPr>
+                <w:rFonts w:ascii="맑은 고딕" w:cs="맑은 고딕" w:eastAsia="맑은 고딕" w:hAnsi="맑은 고딕"/>
+                <w:b w:val="false"/>
+                <w:bCs w:val="false"/>
+                <w:i/>
+                <w:iCs/>
+                <w:color w:val="555555"/>
+                <w:sz w:val="18"/>
+                <w:szCs w:val="18"/>
+              </w:rPr>
+              <w:br/>
+              <w:t xml:space="preserve">〈화면 캡처 단축키: 윈도우 + Shift + S〉</w:t>
             </w:r>
           </w:p>
         </w:tc>

--- a/templates/ai/ai_ml_template.docx
+++ b/templates/ai/ai_ml_template.docx
@@ -1572,7 +1572,7 @@
                 <w:sz w:val="20"/>
                 <w:szCs w:val="20"/>
               </w:rPr>
-              <w:t xml:space="preserve">수집한 데이터로 모델을 학습시킨 결과를 서술하시오. 학습이 완료된 화면 또는 학습 결과(정확도·손실 등)를 스크린샷으로 첨부하고, 결과의 의미를 간략히 설명하시오.</w:t>
+              <w:t xml:space="preserve">수집한 데이터로 모델을 학습시킨 결과를 서술하시오. 학습이 완료된 화면 또는 학습 결과를 스크린샷으로 첨부하고, 수치나 지표를 포함하여 결과의 의미를 간략히 설명하시오.</w:t>
             </w:r>
             <w:r>
               <w:rPr>
@@ -1745,7 +1745,7 @@
                 <w:sz w:val="20"/>
                 <w:szCs w:val="20"/>
               </w:rPr>
-              <w:t xml:space="preserve">□  정확도·손실·신뢰도 등 학습 결과 수치가 구체적으로 언급되어 있다.</w:t>
+              <w:t xml:space="preserve">□  모델의 학습 결과를 확인할 수 있는 수치나 지표가 언급되어 있다.</w:t>
             </w:r>
           </w:p>
           <w:p>
